--- a/company/Ecosistemi/02-INFO-BUSINESS/Workflow/libri-performanti-multiagente/LIBRI/libri_pronti/The_Second-Hand_Spellbook/The_Second-Hand_Spellbook.docx
+++ b/company/Ecosistemi/02-INFO-BUSINESS/Workflow/libri-performanti-multiagente/LIBRI/libri_pronti/The_Second-Hand_Spellbook/The_Second-Hand_Spellbook.docx
@@ -8091,6 +8091,47 @@
       </w:pPr>
       <w:r>
         <w:t>With thanks, Maren Ashcroft</w:t>
+      </w:r>
+    </w:p>
+    <w:p>
+      <w:pPr>
+        <w:sectPr>
+          <w:pgSz w:w="8640" w:h="12960"/>
+          <w:pgMar w:top="1080" w:right="720" w:bottom="1080" w:left="720" w:header="720" w:footer="720" w:gutter="0"/>
+          <w:cols w:space="720"/>
+          <w:docGrid w:linePitch="360"/>
+          <w:mirrorMargins/>
+        </w:sectPr>
+      </w:pPr>
+    </w:p>
+    <w:p>
+      <w:pPr>
+        <w:pStyle w:val="Paratesto"/>
+        <w:jc w:val="center"/>
+      </w:pPr>
+      <w:r>
+        <w:rPr>
+          <w:b/>
+        </w:rPr>
+        <w:t>Also by Maren Ashcroft</w:t>
+      </w:r>
+    </w:p>
+    <w:p>
+      <w:pPr>
+        <w:pStyle w:val="Paratesto"/>
+        <w:jc w:val="center"/>
+      </w:pPr>
+      <w:r>
+        <w:t>The Winter Term: A Dark Academia Mystery</w:t>
+      </w:r>
+    </w:p>
+    <w:p>
+      <w:pPr>
+        <w:pStyle w:val="Paratesto"/>
+        <w:jc w:val="center"/>
+      </w:pPr>
+      <w:r>
+        <w:t>Available on Amazon in paperback and for Kindle.</w:t>
       </w:r>
     </w:p>
     <w:p>
